--- a/blog/docx/09-films-qui-font-peur-enfant-pret.docx
+++ b/blog/docx/09-films-qui-font-peur-enfant-pret.docx
@@ -4,661 +4,931 @@
   <w:body>
     <w:tbl>
       <w:tblPr>
-        <w:tblStyle w:val="Table"/>
-        <w:tblW w:type="pct" w:w="5000"/>
+        <w:tblW w:type="auto" w:w="0"/>
         <w:tblLayout w:type="fixed"/>
-        <w:tblLook w:firstRow="1" w:lastRow="0" w:firstColumn="0" w:lastColumn="0" w:noHBand="0" w:noVBand="0" w:val="0020"/>
+        <w:tblLook w:firstColumn="1" w:firstRow="1" w:lastColumn="0" w:lastRow="0" w:noHBand="0" w:noVBand="1" w:val="04A0"/>
+        <w:tblBorders>
+          <w:top w:val="single" w:sz="4" w:color="D9D9D9"/>
+          <w:left w:val="single" w:sz="4" w:color="D9D9D9"/>
+          <w:bottom w:val="single" w:sz="4" w:color="D9D9D9"/>
+          <w:right w:val="single" w:sz="4" w:color="D9D9D9"/>
+          <w:insideH w:val="single" w:sz="4" w:color="D9D9D9"/>
+          <w:insideV w:val="single" w:sz="4" w:color="D9D9D9"/>
+        </w:tblBorders>
       </w:tblPr>
       <w:tblGrid>
-        <w:gridCol w:w="3960"/>
-        <w:gridCol w:w="3960"/>
+        <w:gridCol w:w="1656"/>
+        <w:gridCol w:w="8136"/>
       </w:tblGrid>
       <w:tr>
         <w:trPr>
-          <w:tblHeader w:val="on"/>
+          <w:cantSplit/>
+          <w:tblHeader/>
         </w:trPr>
         <w:tc>
-          <w:tcPr/>
+          <w:tcPr>
+            <w:tcW w:type="dxa" w:w="1656"/>
+            <w:vAlign w:val="center"/>
+            <w:shd w:fill="243746"/>
+            <w:tcMar>
+              <w:top w:w="90" w:type="dxa"/>
+              <w:left w:w="90" w:type="dxa"/>
+              <w:bottom w:w="90" w:type="dxa"/>
+              <w:right w:w="90" w:type="dxa"/>
+            </w:tcMar>
+          </w:tcPr>
           <w:p>
             <w:pPr>
-              <w:pStyle w:val="Compact"/>
+              <w:spacing w:after="40" w:before="40"/>
             </w:pPr>
             <w:r>
-              <w:t xml:space="preserve">Champ</w:t>
+              <w:rPr>
+                <w:b/>
+                <w:color w:val="FFFFFF"/>
+                <w:sz w:val="20"/>
+              </w:rPr>
+              <w:t>Champ</w:t>
             </w:r>
           </w:p>
         </w:tc>
         <w:tc>
-          <w:tcPr/>
+          <w:tcPr>
+            <w:tcW w:type="dxa" w:w="8136"/>
+            <w:vAlign w:val="center"/>
+            <w:shd w:fill="243746"/>
+            <w:tcMar>
+              <w:top w:w="90" w:type="dxa"/>
+              <w:left w:w="90" w:type="dxa"/>
+              <w:bottom w:w="90" w:type="dxa"/>
+              <w:right w:w="90" w:type="dxa"/>
+            </w:tcMar>
+          </w:tcPr>
           <w:p>
             <w:pPr>
-              <w:pStyle w:val="Compact"/>
+              <w:spacing w:after="40" w:before="40"/>
             </w:pPr>
             <w:r>
-              <w:t xml:space="preserve">Valeur</w:t>
+              <w:rPr>
+                <w:b/>
+                <w:color w:val="FFFFFF"/>
+                <w:sz w:val="20"/>
+              </w:rPr>
+              <w:t>Valeur</w:t>
             </w:r>
           </w:p>
         </w:tc>
       </w:tr>
       <w:tr>
+        <w:trPr>
+          <w:cantSplit/>
+        </w:trPr>
         <w:tc>
-          <w:tcPr/>
+          <w:tcPr>
+            <w:tcW w:type="dxa" w:w="1656"/>
+            <w:vAlign w:val="center"/>
+            <w:shd w:fill="FFFFFF"/>
+            <w:tcMar>
+              <w:top w:w="90" w:type="dxa"/>
+              <w:left w:w="90" w:type="dxa"/>
+              <w:bottom w:w="90" w:type="dxa"/>
+              <w:right w:w="90" w:type="dxa"/>
+            </w:tcMar>
+          </w:tcPr>
           <w:p>
             <w:pPr>
-              <w:pStyle w:val="Compact"/>
+              <w:spacing w:after="40" w:before="40"/>
             </w:pPr>
             <w:r>
-              <w:t xml:space="preserve">Titre</w:t>
+              <w:rPr>
+                <w:color w:val="000000"/>
+                <w:sz w:val="20"/>
+              </w:rPr>
+              <w:t>Titre</w:t>
             </w:r>
           </w:p>
         </w:tc>
         <w:tc>
-          <w:tcPr/>
+          <w:tcPr>
+            <w:tcW w:type="dxa" w:w="8136"/>
+            <w:vAlign w:val="center"/>
+            <w:shd w:fill="FFFFFF"/>
+            <w:tcMar>
+              <w:top w:w="90" w:type="dxa"/>
+              <w:left w:w="90" w:type="dxa"/>
+              <w:bottom w:w="90" w:type="dxa"/>
+              <w:right w:w="90" w:type="dxa"/>
+            </w:tcMar>
+          </w:tcPr>
           <w:p>
             <w:pPr>
-              <w:pStyle w:val="Compact"/>
+              <w:spacing w:after="40" w:before="40"/>
             </w:pPr>
             <w:r>
-              <w:t xml:space="preserve">Films qui font peur : comment savoir si un enfant est prêt ?</w:t>
+              <w:rPr>
+                <w:color w:val="000000"/>
+                <w:sz w:val="20"/>
+              </w:rPr>
+              <w:t>Un film qui fait peur est-il adapté à votre enfant ?</w:t>
             </w:r>
           </w:p>
         </w:tc>
       </w:tr>
       <w:tr>
+        <w:trPr>
+          <w:cantSplit/>
+        </w:trPr>
         <w:tc>
-          <w:tcPr/>
+          <w:tcPr>
+            <w:tcW w:type="dxa" w:w="1656"/>
+            <w:vAlign w:val="center"/>
+            <w:shd w:fill="F4F6F7"/>
+            <w:tcMar>
+              <w:top w:w="90" w:type="dxa"/>
+              <w:left w:w="90" w:type="dxa"/>
+              <w:bottom w:w="90" w:type="dxa"/>
+              <w:right w:w="90" w:type="dxa"/>
+            </w:tcMar>
+          </w:tcPr>
           <w:p>
             <w:pPr>
-              <w:pStyle w:val="Compact"/>
+              <w:spacing w:after="40" w:before="40"/>
             </w:pPr>
             <w:r>
-              <w:t xml:space="preserve">Slug</w:t>
+              <w:rPr>
+                <w:color w:val="000000"/>
+                <w:sz w:val="20"/>
+              </w:rPr>
+              <w:t>Slug</w:t>
             </w:r>
           </w:p>
         </w:tc>
         <w:tc>
-          <w:tcPr/>
+          <w:tcPr>
+            <w:tcW w:type="dxa" w:w="8136"/>
+            <w:vAlign w:val="center"/>
+            <w:shd w:fill="F4F6F7"/>
+            <w:tcMar>
+              <w:top w:w="90" w:type="dxa"/>
+              <w:left w:w="90" w:type="dxa"/>
+              <w:bottom w:w="90" w:type="dxa"/>
+              <w:right w:w="90" w:type="dxa"/>
+            </w:tcMar>
+          </w:tcPr>
           <w:p>
             <w:pPr>
-              <w:pStyle w:val="Compact"/>
+              <w:spacing w:after="40" w:before="40"/>
             </w:pPr>
             <w:r>
-              <w:t xml:space="preserve">films-qui-font-peur-enfant-pret</w:t>
+              <w:rPr>
+                <w:color w:val="000000"/>
+                <w:sz w:val="20"/>
+              </w:rPr>
+              <w:t>films-qui-font-peur-enfant-pret</w:t>
             </w:r>
           </w:p>
         </w:tc>
       </w:tr>
       <w:tr>
+        <w:trPr>
+          <w:cantSplit/>
+        </w:trPr>
         <w:tc>
-          <w:tcPr/>
+          <w:tcPr>
+            <w:tcW w:type="dxa" w:w="1656"/>
+            <w:vAlign w:val="center"/>
+            <w:shd w:fill="FFFFFF"/>
+            <w:tcMar>
+              <w:top w:w="90" w:type="dxa"/>
+              <w:left w:w="90" w:type="dxa"/>
+              <w:bottom w:w="90" w:type="dxa"/>
+              <w:right w:w="90" w:type="dxa"/>
+            </w:tcMar>
+          </w:tcPr>
           <w:p>
             <w:pPr>
-              <w:pStyle w:val="Compact"/>
+              <w:spacing w:after="40" w:before="40"/>
             </w:pPr>
             <w:r>
-              <w:t xml:space="preserve">Catégorie</w:t>
+              <w:rPr>
+                <w:color w:val="000000"/>
+                <w:sz w:val="20"/>
+              </w:rPr>
+              <w:t>Catégorie</w:t>
             </w:r>
           </w:p>
         </w:tc>
         <w:tc>
-          <w:tcPr/>
+          <w:tcPr>
+            <w:tcW w:type="dxa" w:w="8136"/>
+            <w:vAlign w:val="center"/>
+            <w:shd w:fill="FFFFFF"/>
+            <w:tcMar>
+              <w:top w:w="90" w:type="dxa"/>
+              <w:left w:w="90" w:type="dxa"/>
+              <w:bottom w:w="90" w:type="dxa"/>
+              <w:right w:w="90" w:type="dxa"/>
+            </w:tcMar>
+          </w:tcPr>
           <w:p>
             <w:pPr>
-              <w:pStyle w:val="Compact"/>
+              <w:spacing w:after="40" w:before="40"/>
             </w:pPr>
             <w:r>
-              <w:t xml:space="preserve">films-series</w:t>
+              <w:rPr>
+                <w:color w:val="000000"/>
+                <w:sz w:val="20"/>
+              </w:rPr>
+              <w:t>films-series</w:t>
             </w:r>
           </w:p>
         </w:tc>
       </w:tr>
       <w:tr>
+        <w:trPr>
+          <w:cantSplit/>
+        </w:trPr>
         <w:tc>
-          <w:tcPr/>
+          <w:tcPr>
+            <w:tcW w:type="dxa" w:w="1656"/>
+            <w:vAlign w:val="center"/>
+            <w:shd w:fill="F4F6F7"/>
+            <w:tcMar>
+              <w:top w:w="90" w:type="dxa"/>
+              <w:left w:w="90" w:type="dxa"/>
+              <w:bottom w:w="90" w:type="dxa"/>
+              <w:right w:w="90" w:type="dxa"/>
+            </w:tcMar>
+          </w:tcPr>
           <w:p>
             <w:pPr>
-              <w:pStyle w:val="Compact"/>
+              <w:spacing w:after="40" w:before="40"/>
             </w:pPr>
             <w:r>
-              <w:t xml:space="preserve">Auteur</w:t>
+              <w:rPr>
+                <w:color w:val="000000"/>
+                <w:sz w:val="20"/>
+              </w:rPr>
+              <w:t>Auteur</w:t>
             </w:r>
           </w:p>
         </w:tc>
         <w:tc>
-          <w:tcPr/>
+          <w:tcPr>
+            <w:tcW w:type="dxa" w:w="8136"/>
+            <w:vAlign w:val="center"/>
+            <w:shd w:fill="F4F6F7"/>
+            <w:tcMar>
+              <w:top w:w="90" w:type="dxa"/>
+              <w:left w:w="90" w:type="dxa"/>
+              <w:bottom w:w="90" w:type="dxa"/>
+              <w:right w:w="90" w:type="dxa"/>
+            </w:tcMar>
+          </w:tcPr>
           <w:p>
             <w:pPr>
-              <w:pStyle w:val="Compact"/>
+              <w:spacing w:after="40" w:before="40"/>
             </w:pPr>
             <w:r>
-              <w:t xml:space="preserve">L'équipe Totem Avisé</w:t>
+              <w:rPr>
+                <w:color w:val="000000"/>
+                <w:sz w:val="20"/>
+              </w:rPr>
+              <w:t>Totem Avisé</w:t>
             </w:r>
           </w:p>
         </w:tc>
       </w:tr>
       <w:tr>
+        <w:trPr>
+          <w:cantSplit/>
+        </w:trPr>
         <w:tc>
-          <w:tcPr/>
+          <w:tcPr>
+            <w:tcW w:type="dxa" w:w="1656"/>
+            <w:vAlign w:val="center"/>
+            <w:shd w:fill="FFFFFF"/>
+            <w:tcMar>
+              <w:top w:w="90" w:type="dxa"/>
+              <w:left w:w="90" w:type="dxa"/>
+              <w:bottom w:w="90" w:type="dxa"/>
+              <w:right w:w="90" w:type="dxa"/>
+            </w:tcMar>
+          </w:tcPr>
           <w:p>
             <w:pPr>
-              <w:pStyle w:val="Compact"/>
+              <w:spacing w:after="40" w:before="40"/>
             </w:pPr>
             <w:r>
-              <w:t xml:space="preserve">Résumé</w:t>
+              <w:rPr>
+                <w:color w:val="000000"/>
+                <w:sz w:val="20"/>
+              </w:rPr>
+              <w:t>Résumé</w:t>
             </w:r>
           </w:p>
         </w:tc>
         <w:tc>
-          <w:tcPr/>
+          <w:tcPr>
+            <w:tcW w:type="dxa" w:w="8136"/>
+            <w:vAlign w:val="center"/>
+            <w:shd w:fill="FFFFFF"/>
+            <w:tcMar>
+              <w:top w:w="90" w:type="dxa"/>
+              <w:left w:w="90" w:type="dxa"/>
+              <w:bottom w:w="90" w:type="dxa"/>
+              <w:right w:w="90" w:type="dxa"/>
+            </w:tcMar>
+          </w:tcPr>
           <w:p>
             <w:pPr>
-              <w:pStyle w:val="Compact"/>
+              <w:spacing w:after="40" w:before="40"/>
             </w:pPr>
             <w:r>
-              <w:t xml:space="preserve">La peur au cinéma peut être un plaisir, une étape ou un trop-plein. Voici comment savoir si un enfant est prêt.</w:t>
+              <w:rPr>
+                <w:color w:val="000000"/>
+                <w:sz w:val="20"/>
+              </w:rPr>
+              <w:t>Cherchez ce qui risque de l'impressionner, vérifiez les repères d'âge et prévoyez le droit d'arrêter. La peur des monstres et celle de perdre un proche diffèrent.</w:t>
             </w:r>
           </w:p>
         </w:tc>
       </w:tr>
       <w:tr>
+        <w:trPr>
+          <w:cantSplit/>
+        </w:trPr>
         <w:tc>
-          <w:tcPr/>
+          <w:tcPr>
+            <w:tcW w:type="dxa" w:w="1656"/>
+            <w:vAlign w:val="center"/>
+            <w:shd w:fill="F4F6F7"/>
+            <w:tcMar>
+              <w:top w:w="90" w:type="dxa"/>
+              <w:left w:w="90" w:type="dxa"/>
+              <w:bottom w:w="90" w:type="dxa"/>
+              <w:right w:w="90" w:type="dxa"/>
+            </w:tcMar>
+          </w:tcPr>
           <w:p>
             <w:pPr>
-              <w:pStyle w:val="Compact"/>
+              <w:spacing w:after="40" w:before="40"/>
             </w:pPr>
             <w:r>
-              <w:t xml:space="preserve">Titre SEO</w:t>
+              <w:rPr>
+                <w:color w:val="000000"/>
+                <w:sz w:val="20"/>
+              </w:rPr>
+              <w:t>Titre SEO</w:t>
             </w:r>
           </w:p>
         </w:tc>
         <w:tc>
-          <w:tcPr/>
+          <w:tcPr>
+            <w:tcW w:type="dxa" w:w="8136"/>
+            <w:vAlign w:val="center"/>
+            <w:shd w:fill="F4F6F7"/>
+            <w:tcMar>
+              <w:top w:w="90" w:type="dxa"/>
+              <w:left w:w="90" w:type="dxa"/>
+              <w:bottom w:w="90" w:type="dxa"/>
+              <w:right w:w="90" w:type="dxa"/>
+            </w:tcMar>
+          </w:tcPr>
           <w:p>
             <w:pPr>
-              <w:pStyle w:val="Compact"/>
+              <w:spacing w:after="40" w:before="40"/>
             </w:pPr>
             <w:r>
-              <w:t xml:space="preserve">Film qui fait peur enfant : comment savoir s'il est prêt</w:t>
+              <w:rPr>
+                <w:color w:val="000000"/>
+                <w:sz w:val="20"/>
+              </w:rPr>
+              <w:t>Film qui fait peur enfant — comment décider</w:t>
             </w:r>
           </w:p>
         </w:tc>
       </w:tr>
       <w:tr>
+        <w:trPr>
+          <w:cantSplit/>
+        </w:trPr>
         <w:tc>
-          <w:tcPr/>
+          <w:tcPr>
+            <w:tcW w:type="dxa" w:w="1656"/>
+            <w:vAlign w:val="center"/>
+            <w:shd w:fill="FFFFFF"/>
+            <w:tcMar>
+              <w:top w:w="90" w:type="dxa"/>
+              <w:left w:w="90" w:type="dxa"/>
+              <w:bottom w:w="90" w:type="dxa"/>
+              <w:right w:w="90" w:type="dxa"/>
+            </w:tcMar>
+          </w:tcPr>
           <w:p>
             <w:pPr>
-              <w:pStyle w:val="Compact"/>
+              <w:spacing w:after="40" w:before="40"/>
             </w:pPr>
             <w:r>
-              <w:t xml:space="preserve">Description SEO</w:t>
+              <w:rPr>
+                <w:color w:val="000000"/>
+                <w:sz w:val="20"/>
+              </w:rPr>
+              <w:t>Description SEO</w:t>
             </w:r>
           </w:p>
         </w:tc>
         <w:tc>
-          <w:tcPr/>
+          <w:tcPr>
+            <w:tcW w:type="dxa" w:w="8136"/>
+            <w:vAlign w:val="center"/>
+            <w:shd w:fill="FFFFFF"/>
+            <w:tcMar>
+              <w:top w:w="90" w:type="dxa"/>
+              <w:left w:w="90" w:type="dxa"/>
+              <w:bottom w:w="90" w:type="dxa"/>
+              <w:right w:w="90" w:type="dxa"/>
+            </w:tcMar>
+          </w:tcPr>
           <w:p>
             <w:pPr>
-              <w:pStyle w:val="Compact"/>
+              <w:spacing w:after="40" w:before="40"/>
             </w:pPr>
             <w:r>
-              <w:t xml:space="preserve">Film qui fait peur enfant : âge, sensibilité, cauchemars, scènes intenses et bonnes questions avant de regarder.</w:t>
+              <w:rPr>
+                <w:color w:val="000000"/>
+                <w:sz w:val="20"/>
+              </w:rPr>
+              <w:t>Scènes sensibles, âge, envie de l'enfant et conditions de séance : une méthode concrète pour choisir un film sans imposer de frissons.</w:t>
             </w:r>
           </w:p>
         </w:tc>
       </w:tr>
     </w:tbl>
-    <w:bookmarkStart w:id="24" w:name="Xeb54d8a37cfd6f710dddbb79966c85085cd2b27"/>
     <w:p>
       <w:pPr>
         <w:pStyle w:val="Heading1"/>
       </w:pPr>
       <w:r>
-        <w:t xml:space="preserve">Films qui font peur : comment savoir si un enfant est prêt ?</w:t>
-      </w:r>
-    </w:p>
-    <w:p>
-      <w:pPr>
-        <w:pStyle w:val="FirstParagraph"/>
-      </w:pPr>
-      <w:r>
-        <w:t xml:space="preserve">La peur, au cinéma, n'a pas le même visage d'un enfant à l'autre. L'un adore se cacher sous un plaid et réclame « encore » ; l'autre jure qu'il est prêt, puis dort mal pendant trois nuits. S'y ajoutent les films « pour enfants » qui glissent une scène bien plus intense que prévu, les bandes-annonces qui en montrent trop, les grands frères qui promettent que « ça ne fait pas peur du tout ». Et au milieu, des parents qui se demandent s'ils en font trop, ou pas assez.</w:t>
-      </w:r>
-    </w:p>
-    <w:p>
-      <w:pPr>
-        <w:pStyle w:val="BodyText"/>
-      </w:pPr>
-      <w:r>
-        <w:t xml:space="preserve">La peur au cinéma n'est pas forcément une mauvaise chose. Elle peut être un jeu, une émotion qu'on apprend à apprivoiser, une façon de grandir un peu. Mais elle peut aussi déborder un enfant, surtout quand l'image arrive trop tôt, trop fort, et qu'aucun adulte n'est vraiment disponible pour l'aider à la digérer ensuite.</w:t>
-      </w:r>
-    </w:p>
-    <w:p>
-      <w:pPr>
-        <w:pStyle w:val="BodyText"/>
-      </w:pPr>
-      <w:r>
-        <w:t xml:space="preserve">La bonne question, donc, n'est pas seulement de savoir si un film fait peur. C'est de savoir de quelle peur on parle, pour quel enfant, et dans quelles conditions on regarde.</w:t>
-      </w:r>
-    </w:p>
-    <w:bookmarkStart w:id="9" w:name="toutes-les-peurs-ne-se-ressemblent-pas"/>
+        <w:t>Un film qui fait peur est-il adapté à votre enfant ?</w:t>
+      </w:r>
+    </w:p>
+    <w:p>
+      <w:pPr/>
+      <w:r>
+        <w:t>« Ça ne fait pas peur, tu verras. » On l'a parfois dit en toute bonne foi, avant de redécouvrir une scène oubliée. Le film de notre enfance avait laissé le souvenir des chansons ; notre enfant, lui, vient de voir un parent mourir.</w:t>
+      </w:r>
+    </w:p>
+    <w:p>
+      <w:pPr/>
+      <w:r>
+        <w:t>Pour décider, cherchez ce qui pourrait l'impressionner dans ce film précis. Un monstre, une séparation et une menace réaliste ne posent pas les mêmes questions. L'âge conseillé vous donne un premier repère ; le contenu et ce que vous connaissez de votre enfant permettent de préciser le choix.</w:t>
+      </w:r>
+    </w:p>
     <w:p>
       <w:pPr>
         <w:pStyle w:val="Heading2"/>
       </w:pPr>
       <w:r>
-        <w:t xml:space="preserve">Toutes les peurs ne se ressemblent pas</w:t>
-      </w:r>
-    </w:p>
-    <w:p>
-      <w:pPr>
-        <w:pStyle w:val="FirstParagraph"/>
-      </w:pPr>
-      <w:r>
-        <w:t xml:space="preserve">Un monstre rigolo, une musique tendue, une séparation entre un parent et son enfant, une course-poursuite, une transformation physique, un méchant très réaliste, une menace qu'on ne voit jamais : tout cela peut faire peur, mais jamais de la même manière.</w:t>
-      </w:r>
-    </w:p>
-    <w:p>
-      <w:pPr>
-        <w:pStyle w:val="BodyText"/>
-      </w:pPr>
-      <w:r>
-        <w:t xml:space="preserve">Certains enfants supportent très bien les créatures fantastiques, parce qu'ils savent au fond que « ça n'existe pas ». En revanche, ils sont bouleversés par un enfant perdu, un animal en danger ou un parent qui disparaît. D'autres rient devant les fantômes et paniquent dès que le suspense s'installe.</w:t>
-      </w:r>
-    </w:p>
-    <w:p>
-      <w:pPr>
-        <w:pStyle w:val="BodyText"/>
-      </w:pPr>
-      <w:r>
-        <w:t xml:space="preserve">Il vaut donc la peine de regarder le ressort de la peur plutôt que sa simple intensité. Une peur peut être surtout visuelle : une créature, du sang, une obscurité épaisse. Elle peut être sonore, portée par les cris, un silence qui dure ou un sursaut soudain. Elle peut être émotionnelle, autour de l'abandon, du deuil, de la séparation. Elle peut être morale, quand un personnage subit une injustice ou une trahison. Et elle peut être très réaliste, ancrée dans une violence humaine, un accident, une guerre. Un même enfant peut être tout à fait prêt pour l'une de ces peurs et pas du tout pour l'autre.</w:t>
-      </w:r>
-    </w:p>
-    <w:bookmarkEnd w:id="9"/>
-    <w:bookmarkStart w:id="12" w:name="lâge-aide-mais-il-ne-suffit-pas"/>
+        <w:t>Identifier la peur plutôt que compter les scènes d'action</w:t>
+      </w:r>
+    </w:p>
+    <w:p>
+      <w:pPr/>
+      <w:r>
+        <w:t>Pensez aux dernières histoires qu'il a vues ou entendues. Qu'est-ce qui l'a dérangé ? Une image sombre, un bruit soudain, un personnage perdu, une injustice ?</w:t>
+      </w:r>
+    </w:p>
+    <w:p>
+      <w:pPr/>
+      <w:r>
+        <w:t>Vous pouvez distinguer quelques situations :</w:t>
+      </w:r>
+    </w:p>
+    <w:p>
+      <w:pPr>
+        <w:numPr>
+          <w:ilvl w:val="0"/>
+          <w:numId w:val="1003"/>
+        </w:numPr>
+        <w:spacing w:after="80"/>
+      </w:pPr>
+      <w:r>
+        <w:t>Les créatures et transformations, impressionnantes par leur apparence.</w:t>
+      </w:r>
+    </w:p>
+    <w:p>
+      <w:pPr>
+        <w:numPr>
+          <w:ilvl w:val="0"/>
+          <w:numId w:val="1003"/>
+        </w:numPr>
+        <w:spacing w:after="80"/>
+      </w:pPr>
+      <w:r>
+        <w:t>Le suspense, où l'on attend un danger sans savoir quand il arrivera.</w:t>
+      </w:r>
+    </w:p>
+    <w:p>
+      <w:pPr>
+        <w:numPr>
+          <w:ilvl w:val="0"/>
+          <w:numId w:val="1003"/>
+        </w:numPr>
+        <w:spacing w:after="80"/>
+      </w:pPr>
+      <w:r>
+        <w:t>Les séparations, la maladie ou la mort d'un proche.</w:t>
+      </w:r>
+    </w:p>
+    <w:p>
+      <w:pPr>
+        <w:numPr>
+          <w:ilvl w:val="0"/>
+          <w:numId w:val="1003"/>
+        </w:numPr>
+        <w:spacing w:after="80"/>
+      </w:pPr>
+      <w:r>
+        <w:t>Les violences réalistes, qui ressemblent à un événement possible dans la vie.</w:t>
+      </w:r>
+    </w:p>
+    <w:p>
+      <w:pPr>
+        <w:numPr>
+          <w:ilvl w:val="0"/>
+          <w:numId w:val="1003"/>
+        </w:numPr>
+        <w:spacing w:after="80"/>
+      </w:pPr>
+      <w:r>
+        <w:t>Les sons brusques et les poursuites, parfois difficiles à supporter même sans comprendre toute l'histoire.</w:t>
+      </w:r>
+    </w:p>
+    <w:p>
+      <w:pPr/>
+      <w:r>
+        <w:t>Cette liste sert à chercher une information précise sur le film. Elle ne permet pas de prédire à coup sûr la réaction de l'enfant.</w:t>
+      </w:r>
+    </w:p>
     <w:p>
       <w:pPr>
         <w:pStyle w:val="Heading2"/>
       </w:pPr>
       <w:r>
-        <w:t xml:space="preserve">L'âge aide, mais il ne suffit pas</w:t>
-      </w:r>
-    </w:p>
-    <w:p>
-      <w:pPr>
-        <w:pStyle w:val="FirstParagraph"/>
-      </w:pPr>
-      <w:r>
-        <w:t xml:space="preserve">Les classifications officielles et les recommandations d'âge restent un premier repère solide. Mais elles ne connaissent pas votre enfant : à neuf ans, l'un est parfaitement à l'aise avec le suspense quand l'autre se crispe devant les images sombres ou un héros laissé seul face au danger. Le vécu pèse aussi, une séparation récente, un deuil ou un sommeil fragile rendant tel film plus difficile à traverser.</w:t>
-      </w:r>
-    </w:p>
-    <w:p>
-      <w:pPr>
-        <w:pStyle w:val="BodyText"/>
-      </w:pPr>
-      <w:r>
-        <w:t xml:space="preserve">Nous développons cette idée dans notre article</w:t>
-      </w:r>
-      <w:r>
-        <w:t xml:space="preserve"> </w:t>
-      </w:r>
-      <w:hyperlink r:id="rId10">
+        <w:t>Trois films familiaux qui ne posent pas la même question</w:t>
+      </w:r>
+    </w:p>
+    <w:p>
+      <w:pPr/>
+      <w:r>
+        <w:rPr>
+          <w:b/>
+        </w:rPr>
+        <w:t>Attention, le premier exemple révèle un événement important de l'histoire.</w:t>
+      </w:r>
+    </w:p>
+    <w:p>
+      <w:pPr/>
+      <w:r>
+        <w:t xml:space="preserve">Dans </w:t>
+      </w:r>
+      <w:r>
+        <w:rPr>
+          <w:b/>
+        </w:rPr>
+        <w:t>Le Roi lion de 1994</w:t>
+      </w:r>
+      <w:r>
+        <w:t xml:space="preserve">, la mort de Mufasa et la culpabilité de Simba peuvent compter davantage que les combats. Avant de choisir ce film, demandez-vous si votre enfant est à l'aise avec une histoire où le parent du héros meurt. Le </w:t>
+      </w:r>
+      <w:hyperlink r:id="rId9">
         <w:r>
           <w:rPr>
-            <w:rStyle w:val="Hyperlink"/>
+            <w:color w:val="205C77"/>
           </w:rPr>
-          <w:t xml:space="preserve">« le bon âge n'existe pas vraiment »</w:t>
+          <w:t>résumé de Larousse</w:t>
         </w:r>
       </w:hyperlink>
       <w:r>
-        <w:t xml:space="preserve">. Pour la peur en particulier, retenez surtout que l'intensité ressentie dépend autant de l'enfant que du film. C'est pourquoi notre</w:t>
-      </w:r>
-      <w:r>
-        <w:t xml:space="preserve"> </w:t>
-      </w:r>
-      <w:hyperlink r:id="rId11">
+        <w:t xml:space="preserve"> confirme cet élément du récit. Vérifiez aussi que la </w:t>
+      </w:r>
+      <w:hyperlink r:id="rId12">
         <w:r>
           <w:rPr>
-            <w:rStyle w:val="Hyperlink"/>
+            <w:color w:val="205C77"/>
           </w:rPr>
-          <w:t xml:space="preserve">méthode</w:t>
+          <w:t>fiche consultée</w:t>
         </w:r>
       </w:hyperlink>
       <w:r>
-        <w:t xml:space="preserve"> </w:t>
-      </w:r>
-      <w:r>
-        <w:t xml:space="preserve">regarde aussi l'ambiance, les thèmes abordés et l'intensité de la peur, pas seulement l'âge.</w:t>
-      </w:r>
-    </w:p>
-    <w:bookmarkEnd w:id="12"/>
-    <w:bookmarkStart w:id="13" w:name="X6d107f751778ecefa26cb0260c52c465f7bfd56"/>
-    <w:p>
-      <w:pPr>
-        <w:pStyle w:val="Heading2"/>
-      </w:pPr>
-      <w:r>
-        <w:t xml:space="preserve">Les signes qu'un enfant n'est pas encore prêt</w:t>
-      </w:r>
-    </w:p>
-    <w:p>
-      <w:pPr>
-        <w:pStyle w:val="FirstParagraph"/>
-      </w:pPr>
-      <w:r>
-        <w:t xml:space="preserve">Parfois, le doute se lève avant même de lancer le film. Un enfant qui veut surtout regarder pour prouver qu'il est grand, qui a déjà du mal à dormir, qui rumine facilement les images, qui pose beaucoup de questions anxieuses sur la mort, les voleurs ou les catastrophes, ou qui cache sa peur pour ne pas perdre la face devant ses frères et soeurs : autant d'indices qu'il vaut mieux attendre encore un peu.</w:t>
-      </w:r>
-    </w:p>
-    <w:p>
-      <w:pPr>
-        <w:pStyle w:val="BodyText"/>
-      </w:pPr>
-      <w:r>
-        <w:t xml:space="preserve">Pendant la séance, le corps parle souvent avant les mots. L'enfant se fige sans rien dire, regarde longuement ailleurs, demande à plusieurs reprises si « ça finit bien », s'agite, se colle à vous tout en voulant continuer, ou rit nerveusement sans vraiment profiter de l'histoire. Aucun de ces signes pris seul n'est alarmant, mais ils méritent qu'on lève le pied.</w:t>
-      </w:r>
-    </w:p>
-    <w:p>
-      <w:pPr>
-        <w:pStyle w:val="BodyText"/>
-      </w:pPr>
-      <w:r>
-        <w:t xml:space="preserve">Après le film, le signal le plus parlant reste le sommeil. Des cauchemars, une peur du noir revenue, des demandes inhabituelles, le retour de petites angoisses : rien de dramatique, mais le signe que le film a peut-être été un cran trop fort pour le moment.</w:t>
-      </w:r>
-    </w:p>
-    <w:bookmarkEnd w:id="13"/>
-    <w:bookmarkStart w:id="14" w:name="X17ce198091d1438ecfbabe5bb1d53eb9d2fc72f"/>
-    <w:p>
-      <w:pPr>
-        <w:pStyle w:val="Heading2"/>
-      </w:pPr>
-      <w:r>
-        <w:t xml:space="preserve">Pourquoi certains films « familiaux » surprennent</w:t>
-      </w:r>
-    </w:p>
-    <w:p>
-      <w:pPr>
-        <w:pStyle w:val="FirstParagraph"/>
-      </w:pPr>
-      <w:r>
-        <w:t xml:space="preserve">Un film familial n'est pas toujours un film doux. Beaucoup de grands classiques contiennent des scènes très intenses : un parent absent, une mort symbolique, un méchant terrifiant, une poursuite, un incendie, une trahison. Ces moments font souvent la force du récit, mais ils peuvent prendre une famille de court quand on s'attendait à un simple divertissement.</w:t>
-      </w:r>
-    </w:p>
-    <w:p>
-      <w:pPr>
-        <w:pStyle w:val="BodyText"/>
-      </w:pPr>
-      <w:r>
-        <w:t xml:space="preserve">Les dessins animés méritent une attention particulière. Le format animé peut rendre la peur plus acceptable, en mettant un peu de distance. Il peut aussi la graver durablement : une musique, un visage, une métamorphose restent parfois en tête bien après le générique. C'est pourquoi nous conseillons de vérifier avant, surtout pour un enfant sensible. Lire une fiche, regarder les points signalés pour les parents, demander à d'autres familles, ou visionner le film seul d'abord en cas de doute, cela change beaucoup la soirée.</w:t>
-      </w:r>
-    </w:p>
-    <w:bookmarkEnd w:id="14"/>
-    <w:bookmarkStart w:id="15" w:name="X6ef8fcad9d7fc2f89c2d2bd16914eab7e949b73"/>
-    <w:p>
-      <w:pPr>
-        <w:pStyle w:val="Heading2"/>
-      </w:pPr>
-      <w:r>
-        <w:t xml:space="preserve">Les bonnes conditions pour un premier film qui fait peur</w:t>
-      </w:r>
-    </w:p>
-    <w:p>
-      <w:pPr>
-        <w:pStyle w:val="FirstParagraph"/>
-      </w:pPr>
-      <w:r>
-        <w:t xml:space="preserve">Si vous pensez que votre enfant est prêt, soignez le cadre autant que le choix du film. Mieux vaut regarder en journée que juste avant le coucher, éviter la chambre plongée dans le noir, et rester ensemble plutôt que chacun sur son écran. Annoncez d'emblée qu'on peut faire pause, et qu'il a le droit d'arrêter sans aucune honte.</w:t>
-      </w:r>
-    </w:p>
-    <w:p>
-      <w:pPr>
-        <w:pStyle w:val="BodyText"/>
-      </w:pPr>
-      <w:r>
-        <w:t xml:space="preserve">Une phrase simple, dite avant de lancer, fait souvent toute la différence : « On essaie. Si c'est trop, on coupe, et ce n'est pas grave. » Elle enlève la pression. Beaucoup d'enfants tiennent jusqu'au bout uniquement parce qu'ils ne veulent pas avoir l'air petits ; leur donner explicitement le droit d'arrêter est déjà une forme de protection.</w:t>
-      </w:r>
-    </w:p>
-    <w:bookmarkEnd w:id="15"/>
-    <w:bookmarkStart w:id="16" w:name="si-le-film-a-été-trop-fort"/>
-    <w:p>
-      <w:pPr>
-        <w:pStyle w:val="Heading2"/>
-      </w:pPr>
-      <w:r>
-        <w:t xml:space="preserve">Si le film a été trop fort</w:t>
-      </w:r>
-    </w:p>
-    <w:p>
-      <w:pPr>
-        <w:pStyle w:val="FirstParagraph"/>
-      </w:pPr>
-      <w:r>
-        <w:t xml:space="preserve">Inutile de culpabiliser : cela arrive, et un film peut surprendre même un adulte. Ce qui compte, c'est d'aider l'enfant à remettre l'image à sa place.</w:t>
-      </w:r>
-    </w:p>
-    <w:p>
-      <w:pPr>
-        <w:pStyle w:val="BodyText"/>
-      </w:pPr>
-      <w:r>
-        <w:t xml:space="preserve">Commencez par reconnaître ce qu'il a ressenti : « Oui, cette scène était impressionnante. » Évitez le « mais non, ce n'est rien », qui peut lui donner le sentiment que sa peur est ridicule. Rappelez qu'il s'agit d'une histoire, et n'hésitez pas à expliquer la fabrication : la musique, le montage, les acteurs, le dessin. Pour beaucoup d'enfants, comprendre comment l'effet est produit aide à reprendre de la distance.</w:t>
-      </w:r>
-    </w:p>
-    <w:p>
-      <w:pPr>
-        <w:pStyle w:val="BodyText"/>
-      </w:pPr>
-      <w:r>
-        <w:t xml:space="preserve">Le soir, ramenez du calme avec une lecture, une lumière douce, une présence rassurante. Si l'enfant repose la même question plusieurs fois, il cherche sans doute à vérifier que le danger est bien terminé. Et si les cauchemars s'installent, si l'anxiété persiste ou si le film réveille une peur plus profonde, mieux vaut mettre les contenus intenses en pause quelque temps.</w:t>
-      </w:r>
-    </w:p>
-    <w:bookmarkEnd w:id="16"/>
-    <w:bookmarkStart w:id="20" w:name="X70920d82dde22742749d9ad7665c99686d5f9d3"/>
-    <w:p>
-      <w:pPr>
-        <w:pStyle w:val="Heading2"/>
-      </w:pPr>
-      <w:r>
-        <w:t xml:space="preserve">Quelques questions à se poser avant de lancer</w:t>
-      </w:r>
-    </w:p>
-    <w:p>
-      <w:pPr>
-        <w:pStyle w:val="FirstParagraph"/>
-      </w:pPr>
-      <w:r>
-        <w:t xml:space="preserve">Avant un film qui risque de faire peur, un rapide tour d'horizon suffit souvent à trancher.</w:t>
-      </w:r>
-    </w:p>
-    <w:p>
-      <w:pPr>
-        <w:pStyle w:val="BodyText"/>
-      </w:pPr>
+        <w:t xml:space="preserve"> correspond bien à la version que vous allez regarder.</w:t>
+      </w:r>
+    </w:p>
+    <w:p>
+      <w:pPr/>
+      <w:r>
+        <w:t xml:space="preserve">Dans </w:t>
+      </w:r>
       <w:r>
         <w:rPr>
           <w:b/>
-          <w:bCs/>
         </w:rPr>
-        <w:t xml:space="preserve">Avant d'appuyer sur lecture :</w:t>
-      </w:r>
-    </w:p>
-    <w:p>
-      <w:pPr>
-        <w:pStyle w:val="Compact"/>
+        <w:t>Coco</w:t>
+      </w:r>
+      <w:r>
+        <w:t xml:space="preserve">, le monde des morts et la mémoire familiale sont au cœur de l'aventure. Pour un enfant, les squelettes peuvent être amusants ; pour un autre, le sujet de la mort sera difficile. La </w:t>
+      </w:r>
+      <w:hyperlink r:id="rId13">
+        <w:r>
+          <w:rPr>
+            <w:color w:val="205C77"/>
+          </w:rPr>
+          <w:t>présentation de Pixar</w:t>
+        </w:r>
+      </w:hyperlink>
+      <w:r>
+        <w:t xml:space="preserve"> et la </w:t>
+      </w:r>
+      <w:hyperlink r:id="rId14">
+        <w:r>
+          <w:rPr>
+            <w:color w:val="205C77"/>
+          </w:rPr>
+          <w:t>fiche du film</w:t>
+        </w:r>
+      </w:hyperlink>
+      <w:r>
+        <w:t xml:space="preserve"> donnent des points de départ pour votre choix.</w:t>
+      </w:r>
+    </w:p>
+    <w:p>
+      <w:pPr/>
+      <w:r>
+        <w:t xml:space="preserve">Dans </w:t>
+      </w:r>
+      <w:r>
+        <w:rPr>
+          <w:b/>
+        </w:rPr>
+        <w:t>Vice-versa</w:t>
+      </w:r>
+      <w:r>
+        <w:t xml:space="preserve">, un déménagement bouleverse les repères de Riley. Le sujet qui touche votre enfant peut donc être la tristesse ou l'éloignement, même s'il supporte bien les monstres. </w:t>
+      </w:r>
+      <w:hyperlink r:id="rId15">
+        <w:r>
+          <w:rPr>
+            <w:color w:val="205C77"/>
+          </w:rPr>
+          <w:t>Présentation du studio</w:t>
+        </w:r>
+      </w:hyperlink>
+      <w:r>
+        <w:t xml:space="preserve">, </w:t>
+      </w:r>
+      <w:hyperlink r:id="rId16">
+        <w:r>
+          <w:rPr>
+            <w:color w:val="205C77"/>
+          </w:rPr>
+          <w:t>fiche Totem</w:t>
+        </w:r>
+      </w:hyperlink>
+      <w:r>
+        <w:t>.</w:t>
+      </w:r>
+    </w:p>
+    <w:p>
+      <w:pPr/>
+      <w:r>
+        <w:t>Ces films ne constituent pas une progression du moins effrayant au plus effrayant. Ils montrent pourquoi « il a déjà vu un film d'aventure » renseigne assez peu sur sa réaction au suivant.</w:t>
+      </w:r>
+    </w:p>
+    <w:p>
+      <w:pPr>
+        <w:pStyle w:val="Heading2"/>
+      </w:pPr>
+      <w:r>
+        <w:t>Distinguer son envie de la pression des autres</w:t>
+      </w:r>
+    </w:p>
+    <w:p>
+      <w:pPr/>
+      <w:r>
+        <w:t>Demandez ce qui lui donne envie de voir le film. Le personnage ? L'histoire ? Le fait que ses amis en parlent ? Toutes ces raisons peuvent compter, mais elles n'impliquent pas la même envie de vivre des scènes impressionnantes.</w:t>
+      </w:r>
+    </w:p>
+    <w:p>
+      <w:pPr/>
+      <w:r>
+        <w:t>Si l'enfant hésite, vous pouvez lui décrire le type de situation sans raconter tout le film : « Il y a des moments où un enfant est séparé de sa famille. » Laissez-lui la possibilité de préférer autre chose.</w:t>
+      </w:r>
+    </w:p>
+    <w:p>
+      <w:pPr/>
+      <w:r>
+        <w:t>Évitez de présenter le visionnage comme une épreuve à réussir. Un enfant n'a rien à prouver en restant devant une scène qui le gêne.</w:t>
+      </w:r>
+    </w:p>
+    <w:p>
+      <w:pPr>
+        <w:pStyle w:val="Heading2"/>
+      </w:pPr>
+      <w:r>
+        <w:t>Préparer une séance facile à interrompre</w:t>
+      </w:r>
+    </w:p>
+    <w:p>
+      <w:pPr/>
+      <w:r>
+        <w:t>Choisissez un moment éloigné du coucher, où vous pourrez rester avec lui. Vérifiez les repères d'âge et ne comptez pas sur votre présence pour rendre n'importe quel contenu approprié.</w:t>
+      </w:r>
+    </w:p>
+    <w:p>
+      <w:pPr/>
+      <w:r>
+        <w:t>Dites avant de commencer : « Si tu veux arrêter, tu me le dis. » Gardez la télécommande accessible. Si des frères et sœurs sont présents, prévoyez une solution qui permette à l'un de s'arrêter sans être moqué ni obliger les autres à commenter sa peur.</w:t>
+      </w:r>
+    </w:p>
+    <w:p>
+      <w:pPr/>
+      <w:r>
+        <w:t>Au cinéma, l'intensité sonore et l'impossibilité de mettre sur pause changent les conditions. Une première découverte à la maison peut être plus facile à interrompre lorsqu'un doute subsiste, si le film y est disponible légalement.</w:t>
+      </w:r>
+    </w:p>
+    <w:p>
+      <w:pPr/>
+      <w:r>
+        <w:t>La bande-annonce ne suffit pas toujours pour juger : elle peut accentuer les moments spectaculaires ou laisser de côté un thème important.</w:t>
+      </w:r>
+    </w:p>
+    <w:p>
+      <w:pPr>
+        <w:pStyle w:val="Heading2"/>
+      </w:pPr>
+      <w:r>
+        <w:t>Pendant et après le film</w:t>
+      </w:r>
+    </w:p>
+    <w:p>
+      <w:pPr/>
+      <w:r>
+        <w:t>Si l'enfant se cache, se fige ou demande de façon répétée si tout va bien se terminer, proposez une pause. Demandez simplement s'il veut continuer. Son silence n'est pas forcément un accord.</w:t>
+      </w:r>
+    </w:p>
+    <w:p>
+      <w:pPr/>
+      <w:r>
+        <w:t>Si une scène a été trop forte, reconnaissez sa réaction : « Je comprends qu'elle t'ait fait peur. » Vous pouvez expliquer les acteurs, le dessin ou la musique s'il souhaite comprendre la fabrication. Inutile d'imposer une nouvelle vision de la scène pour le convaincre qu'elle est sans danger.</w:t>
+      </w:r>
+    </w:p>
+    <w:p>
+      <w:pPr/>
+      <w:r>
+        <w:t xml:space="preserve">Retrouvez ensuite une activité familière. Si les cauchemars, l'anxiété ou les difficultés de sommeil persistent ou vous inquiètent, demandez un avis à un professionnel de santé. N'attribuez pas automatiquement tous les troubles au film : le sommeil peut être perturbé pour plusieurs raisons. </w:t>
+      </w:r>
+      <w:hyperlink r:id="rId20">
+        <w:r>
+          <w:rPr>
+            <w:color w:val="205C77"/>
+          </w:rPr>
+          <w:t>Repères d'Ameli sur le sommeil de l'enfant</w:t>
+        </w:r>
+      </w:hyperlink>
+      <w:r>
+        <w:t>.</w:t>
+      </w:r>
+    </w:p>
+    <w:p>
+      <w:pPr>
+        <w:pStyle w:val="Heading2"/>
+      </w:pPr>
+      <w:r>
+        <w:t>Garder une alternative prête</w:t>
+      </w:r>
+    </w:p>
+    <w:p>
+      <w:pPr/>
+      <w:r>
+        <w:t>Un refus passe mieux quand la soirée reste possible. Cherchez un film dont vous connaissez déjà les moments sensibles, ou revenez à un favori de l'enfant. Vous pourrez garder l'autre titre pour plus tard.</w:t>
+      </w:r>
+    </w:p>
+    <w:p>
+      <w:pPr/>
+      <w:r>
+        <w:t xml:space="preserve">Dans les </w:t>
+      </w:r>
+      <w:hyperlink r:id="rId23">
+        <w:r>
+          <w:rPr>
+            <w:color w:val="205C77"/>
+          </w:rPr>
+          <w:t>films Totem Avisé</w:t>
+        </w:r>
+      </w:hyperlink>
+      <w:r>
+        <w:t>, partez des repères d'âge, puis lisez ce qui concerne la peur et les thèmes sensibles. Si le point qui vous inquiète n'est pas renseigné, vérifiez-le ailleurs avant de décider. L'absence d'avertissement ne garantit pas l'absence d'une scène.</w:t>
+      </w:r>
+    </w:p>
+    <w:p>
+      <w:pPr/>
+      <w:r>
+        <w:t xml:space="preserve">Pour comprendre ce que recouvrent les chiffres affichés, lisez aussi </w:t>
+      </w:r>
+      <w:hyperlink r:id="rId24">
+        <w:r>
+          <w:rPr>
+            <w:color w:val="205C77"/>
+          </w:rPr>
+          <w:t>comment lire les recommandations d'âge d'un film</w:t>
+        </w:r>
+      </w:hyperlink>
+      <w:r>
+        <w:t>.</w:t>
+      </w:r>
+    </w:p>
+    <w:p>
+      <w:pPr>
+        <w:pStyle w:val="Heading2"/>
+      </w:pPr>
+      <w:r>
+        <w:t>Sources</w:t>
+      </w:r>
+    </w:p>
+    <w:p>
+      <w:pPr>
         <w:numPr>
           <w:ilvl w:val="0"/>
-          <w:numId w:val="1001"/>
+          <w:numId w:val="1003"/>
         </w:numPr>
-      </w:pPr>
-      <w:r>
-        <w:t xml:space="preserve">La peur en jeu est-elle plutôt fantastique ou réaliste ?</w:t>
-      </w:r>
-    </w:p>
-    <w:p>
-      <w:pPr>
-        <w:pStyle w:val="Compact"/>
+        <w:spacing w:after="80"/>
+      </w:pPr>
+      <w:hyperlink r:id="rId9">
+        <w:r>
+          <w:rPr>
+            <w:color w:val="205C77"/>
+          </w:rPr>
+          <w:t>Larousse — Le Roi lion de 1994</w:t>
+        </w:r>
+      </w:hyperlink>
+    </w:p>
+    <w:p>
+      <w:pPr>
         <w:numPr>
           <w:ilvl w:val="0"/>
-          <w:numId w:val="1001"/>
+          <w:numId w:val="1003"/>
         </w:numPr>
-      </w:pPr>
-      <w:r>
-        <w:t xml:space="preserve">Est-on loin du moment du coucher ?</w:t>
-      </w:r>
-    </w:p>
-    <w:p>
-      <w:pPr>
-        <w:pStyle w:val="Compact"/>
+        <w:spacing w:after="80"/>
+      </w:pPr>
+      <w:hyperlink r:id="rId13">
+        <w:r>
+          <w:rPr>
+            <w:color w:val="205C77"/>
+          </w:rPr>
+          <w:t>Pixar — Coco</w:t>
+        </w:r>
+      </w:hyperlink>
+    </w:p>
+    <w:p>
+      <w:pPr>
         <w:numPr>
           <w:ilvl w:val="0"/>
-          <w:numId w:val="1001"/>
+          <w:numId w:val="1003"/>
         </w:numPr>
-      </w:pPr>
-      <w:r>
-        <w:t xml:space="preserve">L'enfant pourra-t-il arrêter sans avoir honte ?</w:t>
-      </w:r>
-    </w:p>
-    <w:p>
-      <w:pPr>
-        <w:pStyle w:val="Compact"/>
+        <w:spacing w:after="80"/>
+      </w:pPr>
+      <w:hyperlink r:id="rId15">
+        <w:r>
+          <w:rPr>
+            <w:color w:val="205C77"/>
+          </w:rPr>
+          <w:t>Pixar — Vice-versa</w:t>
+        </w:r>
+      </w:hyperlink>
+    </w:p>
+    <w:p>
+      <w:pPr>
         <w:numPr>
           <w:ilvl w:val="0"/>
-          <w:numId w:val="1001"/>
+          <w:numId w:val="1003"/>
         </w:numPr>
-      </w:pPr>
-      <w:r>
-        <w:t xml:space="preserve">Serez-vous disponible juste après pour en parler ?</w:t>
-      </w:r>
-    </w:p>
-    <w:p>
-      <w:pPr>
-        <w:pStyle w:val="Compact"/>
-        <w:numPr>
-          <w:ilvl w:val="0"/>
-          <w:numId w:val="1001"/>
-        </w:numPr>
-      </w:pPr>
-      <w:r>
-        <w:t xml:space="preserve">Ce film correspond-il à son envie à lui, ou à la pression des autres ?</w:t>
-      </w:r>
-    </w:p>
-    <w:p>
-      <w:pPr>
-        <w:pStyle w:val="FirstParagraph"/>
-      </w:pPr>
-      <w:r>
-        <w:t xml:space="preserve">Si plusieurs réponses restent floues, attendez. Ce n'est pas rater une expérience, c'est la garder pour un moment plus juste.</w:t>
-      </w:r>
-    </w:p>
-    <w:p>
-      <w:pPr>
-        <w:pStyle w:val="BodyText"/>
-      </w:pPr>
-      <w:r>
-        <w:t xml:space="preserve">Sur Totem Avisé, vous pouvez explorer les</w:t>
-      </w:r>
-      <w:r>
-        <w:t xml:space="preserve"> </w:t>
-      </w:r>
-      <w:hyperlink r:id="rId17">
+        <w:spacing w:after="80"/>
+      </w:pPr>
+      <w:hyperlink r:id="rId20">
         <w:r>
           <w:rPr>
-            <w:rStyle w:val="Hyperlink"/>
+            <w:color w:val="205C77"/>
           </w:rPr>
-          <w:t xml:space="preserve">films</w:t>
+          <w:t>Ameli — Sommeil et troubles chez l'enfant</w:t>
         </w:r>
       </w:hyperlink>
-      <w:r>
-        <w:t xml:space="preserve"> </w:t>
-      </w:r>
-      <w:r>
-        <w:t xml:space="preserve">et</w:t>
-      </w:r>
-      <w:r>
-        <w:t xml:space="preserve"> </w:t>
-      </w:r>
-      <w:hyperlink r:id="rId18">
-        <w:r>
-          <w:rPr>
-            <w:rStyle w:val="Hyperlink"/>
-          </w:rPr>
-          <w:t xml:space="preserve">séries</w:t>
-        </w:r>
-      </w:hyperlink>
-      <w:r>
-        <w:t xml:space="preserve"> </w:t>
-      </w:r>
-      <w:r>
-        <w:t xml:space="preserve">avec les repères d'âge, les points sensibles et les signaux « Trop tôt » ou « À vérifier » selon votre profil de famille. Notre article sur les</w:t>
-      </w:r>
-      <w:r>
-        <w:t xml:space="preserve"> </w:t>
-      </w:r>
-      <w:hyperlink r:id="rId19">
-        <w:r>
-          <w:rPr>
-            <w:rStyle w:val="Hyperlink"/>
-          </w:rPr>
-          <w:t xml:space="preserve">films vraiment éducatifs</w:t>
-        </w:r>
-      </w:hyperlink>
-      <w:r>
-        <w:t xml:space="preserve"> </w:t>
-      </w:r>
-      <w:r>
-        <w:t xml:space="preserve">rappelle d'ailleurs qu'un film peut faire grandir un enfant sans avoir besoin de le bousculer trop fort.</w:t>
-      </w:r>
-    </w:p>
-    <w:bookmarkEnd w:id="20"/>
-    <w:bookmarkStart w:id="23" w:name="pour-aller-plus-loin"/>
-    <w:p>
-      <w:pPr>
-        <w:pStyle w:val="Heading2"/>
-      </w:pPr>
-      <w:r>
-        <w:t xml:space="preserve">Pour aller plus loin</w:t>
-      </w:r>
-    </w:p>
-    <w:p>
-      <w:pPr>
-        <w:pStyle w:val="Compact"/>
-        <w:numPr>
-          <w:ilvl w:val="0"/>
-          <w:numId w:val="1002"/>
-        </w:numPr>
-      </w:pPr>
-      <w:hyperlink r:id="rId21">
-        <w:r>
-          <w:rPr>
-            <w:rStyle w:val="Hyperlink"/>
-          </w:rPr>
-          <w:t xml:space="preserve">Écrans et santé des enfants et des adolescents (Ameli)</w:t>
-        </w:r>
-      </w:hyperlink>
-    </w:p>
-    <w:p>
-      <w:pPr>
-        <w:pStyle w:val="Compact"/>
-        <w:numPr>
-          <w:ilvl w:val="0"/>
-          <w:numId w:val="1002"/>
-        </w:numPr>
-      </w:pPr>
-      <w:hyperlink r:id="rId22">
-        <w:r>
-          <w:rPr>
-            <w:rStyle w:val="Hyperlink"/>
-          </w:rPr>
-          <w:t xml:space="preserve">Bien grandir avec les écrans : des repères pour chaque âge (Éducation nationale)</w:t>
-        </w:r>
-      </w:hyperlink>
-    </w:p>
-    <w:bookmarkEnd w:id="23"/>
-    <w:bookmarkEnd w:id="24"/>
+    </w:p>
     <w:sectPr>
       <w:footnotePr>
         <w:numRestart w:val="eachSect"/>
       </w:footnotePr>
+      <w:pgSz w:w="12240" w:h="15840"/>
+      <w:pgMar w:top="1152" w:bottom="1152" w:left="1224" w:right="1224"/>
     </w:sectPr>
   </w:body>
 </w:document>
@@ -876,6 +1146,20 @@
   </w:num>
   <w:num w:numId="1002">
     <w:abstractNumId w:val="991"/>
+  </w:num>
+  <w:abstractNum w:abstractNumId="992">
+    <w:lvl w:ilvl="0">
+      <w:start w:val="1"/>
+      <w:numFmt w:val="bullet"/>
+      <w:lvlText w:val="•"/>
+      <w:lvlJc w:val="left"/>
+      <w:pPr>
+        <w:ind w:left="360" w:hanging="180"/>
+      </w:pPr>
+    </w:lvl>
+  </w:abstractNum>
+  <w:num w:numId="1003">
+    <w:abstractNumId w:val="992"/>
   </w:num>
 </w:numbering>
 </file>
@@ -901,6 +1185,15 @@
   <w:style w:default="1" w:styleId="Normal" w:type="paragraph">
     <w:name w:val="Normal"/>
     <w:qFormat/>
+    <w:pPr>
+      <w:widowControl/>
+      <w:spacing w:after="120" w:line="259" w:lineRule="auto"/>
+    </w:pPr>
+    <w:rPr>
+      <w:rFonts w:ascii="Calibri" w:hAnsi="Calibri"/>
+      <w:color w:val="000000"/>
+      <w:sz w:val="22"/>
+    </w:rPr>
   </w:style>
   <w:style w:styleId="BodyText" w:type="paragraph">
     <w:name w:val="Body Text"/>
@@ -908,22 +1201,43 @@
     <w:link w:val="BodyTextChar"/>
     <w:qFormat/>
     <w:pPr>
-      <w:spacing w:after="180" w:before="180"/>
-    </w:pPr>
+      <w:widowControl/>
+      <w:spacing w:after="120" w:before="180" w:line="259" w:lineRule="auto"/>
+    </w:pPr>
+    <w:rPr>
+      <w:rFonts w:ascii="Calibri" w:hAnsi="Calibri"/>
+      <w:color w:val="000000"/>
+      <w:sz w:val="22"/>
+    </w:rPr>
   </w:style>
   <w:style w:customStyle="1" w:styleId="FirstParagraph" w:type="paragraph">
     <w:name w:val="First Paragraph"/>
     <w:basedOn w:val="BodyText"/>
     <w:next w:val="BodyText"/>
     <w:qFormat/>
+    <w:pPr>
+      <w:widowControl/>
+      <w:spacing w:after="120" w:line="259" w:lineRule="auto"/>
+    </w:pPr>
+    <w:rPr>
+      <w:rFonts w:ascii="Calibri" w:hAnsi="Calibri"/>
+      <w:color w:val="000000"/>
+      <w:sz w:val="22"/>
+    </w:rPr>
   </w:style>
   <w:style w:customStyle="1" w:styleId="Compact" w:type="paragraph">
     <w:name w:val="Compact"/>
     <w:basedOn w:val="BodyText"/>
     <w:qFormat/>
     <w:pPr>
-      <w:spacing w:after="36" w:before="36"/>
-    </w:pPr>
+      <w:widowControl/>
+      <w:spacing w:after="120" w:before="36" w:line="259" w:lineRule="auto"/>
+    </w:pPr>
+    <w:rPr>
+      <w:rFonts w:ascii="Calibri" w:hAnsi="Calibri"/>
+      <w:color w:val="000000"/>
+      <w:sz w:val="22"/>
+    </w:rPr>
   </w:style>
   <w:style w:styleId="Title" w:type="paragraph">
     <w:name w:val="Title"/>
@@ -934,13 +1248,15 @@
     <w:qFormat/>
     <w:rsid w:val="00A10FD9"/>
     <w:pPr>
-      <w:spacing w:after="80" w:line="240" w:lineRule="auto"/>
+      <w:keepNext/>
+      <w:spacing w:after="120" w:line="240" w:lineRule="auto" w:before="240"/>
       <w:contextualSpacing/>
       <w:jc w:val="center"/>
     </w:pPr>
     <w:rPr>
-      <w:rFonts w:asciiTheme="majorHAnsi" w:cstheme="majorBidi" w:eastAsiaTheme="majorEastAsia" w:hAnsiTheme="majorHAnsi"/>
-      <w:sz w:val="56"/>
+      <w:rFonts w:asciiTheme="majorHAnsi" w:cstheme="majorBidi" w:eastAsiaTheme="majorEastAsia" w:hAnsiTheme="majorHAnsi" w:ascii="Calibri" w:hAnsi="Calibri"/>
+      <w:color w:val="000000"/>
+      <w:sz w:val="40"/>
       <w:szCs w:val="56"/>
     </w:rPr>
   </w:style>
@@ -1069,12 +1385,12 @@
     <w:pPr>
       <w:keepNext/>
       <w:keepLines/>
-      <w:spacing w:after="80" w:before="360"/>
+      <w:spacing w:after="120" w:before="240"/>
       <w:outlineLvl w:val="0"/>
     </w:pPr>
     <w:rPr>
-      <w:rFonts w:asciiTheme="majorHAnsi" w:cstheme="majorBidi" w:eastAsiaTheme="majorEastAsia" w:hAnsiTheme="majorHAnsi"/>
-      <w:color w:themeColor="accent1" w:themeShade="BF" w:val="0F4761"/>
+      <w:rFonts w:asciiTheme="majorHAnsi" w:cstheme="majorBidi" w:eastAsiaTheme="majorEastAsia" w:hAnsiTheme="majorHAnsi" w:ascii="Calibri" w:hAnsi="Calibri"/>
+      <w:color w:val="000000"/>
       <w:sz w:val="40"/>
       <w:szCs w:val="40"/>
     </w:rPr>
@@ -1092,13 +1408,13 @@
     <w:pPr>
       <w:keepNext/>
       <w:keepLines/>
-      <w:spacing w:after="80" w:before="160"/>
+      <w:spacing w:after="120" w:before="240"/>
       <w:outlineLvl w:val="1"/>
     </w:pPr>
     <w:rPr>
-      <w:rFonts w:asciiTheme="majorHAnsi" w:cstheme="majorBidi" w:eastAsiaTheme="majorEastAsia" w:hAnsiTheme="majorHAnsi"/>
-      <w:color w:themeColor="accent1" w:themeShade="BF" w:val="0F4761"/>
-      <w:sz w:val="32"/>
+      <w:rFonts w:asciiTheme="majorHAnsi" w:cstheme="majorBidi" w:eastAsiaTheme="majorEastAsia" w:hAnsiTheme="majorHAnsi" w:ascii="Calibri" w:hAnsi="Calibri"/>
+      <w:color w:val="000000"/>
+      <w:sz w:val="28"/>
       <w:szCs w:val="32"/>
     </w:rPr>
   </w:style>
@@ -1115,13 +1431,13 @@
     <w:pPr>
       <w:keepNext/>
       <w:keepLines/>
-      <w:spacing w:after="80" w:before="160"/>
+      <w:spacing w:after="120" w:before="240"/>
       <w:outlineLvl w:val="2"/>
     </w:pPr>
     <w:rPr>
-      <w:rFonts w:cstheme="majorBidi" w:eastAsiaTheme="majorEastAsia"/>
-      <w:color w:themeColor="accent1" w:themeShade="BF" w:val="0F4761"/>
-      <w:sz w:val="28"/>
+      <w:rFonts w:cstheme="majorBidi" w:eastAsiaTheme="majorEastAsia" w:ascii="Calibri" w:hAnsi="Calibri"/>
+      <w:color w:val="000000"/>
+      <w:sz w:val="24"/>
       <w:szCs w:val="28"/>
     </w:rPr>
   </w:style>
